--- a/materialien/Welt3_Maschinenzeitalter/2_Akten/KR_W3_Akte1_Vernams_Lochstreifen.docx
+++ b/materialien/Welt3_Maschinenzeitalter/2_Akten/KR_W3_Akte1_Vernams_Lochstreifen.docx
@@ -290,27 +290,7 @@
                 <w:color w:val="1B1B1F"/>
                 <w:sz w:val="22"/>
               </w:rPr>
-              <w:t xml:space="preserve">Die Archivarin hat den Lochstreifen von 1917 entschlüsselt: </w:t>
-            </w:r>
-            <w:r>
-              <w:rPr>
-                <w:rFonts w:ascii="Calibri" w:hAnsi="Calibri" w:cs="Calibri" w:eastAsia="Calibri"/>
-                <w:b/>
-                <w:i w:val="0"/>
-                <w:color w:val="1B1B1F"/>
-                <w:sz w:val="22"/>
-              </w:rPr>
-              <w:t>FUNK</w:t>
-            </w:r>
-            <w:r>
-              <w:rPr>
-                <w:rFonts w:ascii="Calibri" w:hAnsi="Calibri" w:cs="Calibri" w:eastAsia="Calibri"/>
-                <w:b w:val="0"/>
-                <w:i w:val="0"/>
-                <w:color w:val="1B1B1F"/>
-                <w:sz w:val="22"/>
-              </w:rPr>
-              <w:t xml:space="preserve">. Doch wie funktioniert die Maschine, die Nachricht und Schlüssel Loch für Loch verknüpft – und warum stand auf dem Schlüssel „nach Gebrauch vernichten“? In dieser Akte lernst du die Sprache der Maschinen: </w:t>
+              <w:t xml:space="preserve">Die Archivarin hat den Lochstreifen von 1917 entschlüsselt. Doch wie funktioniert die Maschine, die Nachricht und Schlüssel Loch für Loch verknüpft – und warum stand auf dem Schlüssel „nach Gebrauch vernichten“? In dieser Akte lernst du die Sprache der Maschinen: </w:t>
             </w:r>
             <w:r>
               <w:rPr>

--- a/materialien/Welt3_Maschinenzeitalter/2_Akten/KR_W3_Akte1_Vernams_Lochstreifen.docx
+++ b/materialien/Welt3_Maschinenzeitalter/2_Akten/KR_W3_Akte1_Vernams_Lochstreifen.docx
@@ -4004,7 +4004,7 @@
           <w:color w:val="1B1B1F"/>
           <w:sz w:val="22"/>
         </w:rPr>
-        <w:t xml:space="preserve"> mit der ASCII-Tabelle der Anlage und den Stellenwerten 128, 64, …, 1 die ASCII-Werte und Bits von B, O, J, E. Kontrolliere danach mit Archivwissen 1.</w:t>
+        <w:t xml:space="preserve"> mit der ASCII-Tabelle der Anlage und den Stellenwerten 128, 64, …, 1 die ASCII-Werte und Bits der Zeichen Q, Y, 4 und 7.</w:t>
       </w:r>
     </w:p>
     <w:p>
@@ -4166,7 +4166,7 @@
                 <w:color w:val="1B1B1F"/>
                 <w:sz w:val="20"/>
               </w:rPr>
-              <w:t>B</w:t>
+              <w:t>Q</w:t>
             </w:r>
           </w:p>
         </w:tc>
@@ -4194,7 +4194,7 @@
                 <w:color w:val="1B1B1F"/>
                 <w:sz w:val="20"/>
               </w:rPr>
-              <w:t>O</w:t>
+              <w:t>Y</w:t>
             </w:r>
           </w:p>
         </w:tc>
@@ -4222,7 +4222,7 @@
                 <w:color w:val="1B1B1F"/>
                 <w:sz w:val="20"/>
               </w:rPr>
-              <w:t>J</w:t>
+              <w:t>4</w:t>
             </w:r>
           </w:p>
         </w:tc>
@@ -4250,7 +4250,7 @@
                 <w:color w:val="1B1B1F"/>
                 <w:sz w:val="20"/>
               </w:rPr>
-              <w:t>E</w:t>
+              <w:t>7</w:t>
             </w:r>
           </w:p>
         </w:tc>
@@ -7661,7 +7661,7 @@
                       <w:spacing w:val="40"/>
                       <w:sz w:val="24"/>
                     </w:rPr>
-                    <w:t>0110 0110</w:t>
+                    <w:t>0001 1011</w:t>
                   </w:r>
                 </w:p>
               </w:tc>
@@ -8593,7 +8593,7 @@
           <w:color w:val="1B1B1F"/>
           <w:sz w:val="22"/>
         </w:rPr>
-        <w:t>0110 1001 · 1111 0000 · 0011 0011 · 1010 0101</w:t>
+        <w:t>1110 0111 · 0011 1001 · 1001 0011 · 0101 1100</w:t>
       </w:r>
       <w:r>
         <w:rPr>
@@ -8603,7 +8603,7 @@
           <w:color w:val="1B1B1F"/>
           <w:sz w:val="22"/>
         </w:rPr>
-        <w:t>.</w:t>
+        <w:t>. Die Bits von B, O, J, E stehen in Archivwissen 1.</w:t>
       </w:r>
     </w:p>
     <w:p>
@@ -8898,6 +8898,16 @@
               <w:spacing w:before="0" w:after="0"/>
               <w:jc w:val="center"/>
             </w:pPr>
+            <w:r>
+              <w:rPr>
+                <w:rFonts w:ascii="Consolas" w:hAnsi="Consolas" w:cs="Consolas" w:eastAsia="Consolas"/>
+                <w:b w:val="0"/>
+                <w:i w:val="0"/>
+                <w:color w:val="1B1B1F"/>
+                <w:sz w:val="20"/>
+              </w:rPr>
+              <w:t>0100 0010</w:t>
+            </w:r>
           </w:p>
         </w:tc>
         <w:tc>
@@ -8915,6 +8925,16 @@
               <w:spacing w:before="0" w:after="0"/>
               <w:jc w:val="center"/>
             </w:pPr>
+            <w:r>
+              <w:rPr>
+                <w:rFonts w:ascii="Consolas" w:hAnsi="Consolas" w:cs="Consolas" w:eastAsia="Consolas"/>
+                <w:b w:val="0"/>
+                <w:i w:val="0"/>
+                <w:color w:val="1B1B1F"/>
+                <w:sz w:val="20"/>
+              </w:rPr>
+              <w:t>0100 1111</w:t>
+            </w:r>
           </w:p>
         </w:tc>
         <w:tc>
@@ -8932,6 +8952,16 @@
               <w:spacing w:before="0" w:after="0"/>
               <w:jc w:val="center"/>
             </w:pPr>
+            <w:r>
+              <w:rPr>
+                <w:rFonts w:ascii="Consolas" w:hAnsi="Consolas" w:cs="Consolas" w:eastAsia="Consolas"/>
+                <w:b w:val="0"/>
+                <w:i w:val="0"/>
+                <w:color w:val="1B1B1F"/>
+                <w:sz w:val="20"/>
+              </w:rPr>
+              <w:t>0100 1010</w:t>
+            </w:r>
           </w:p>
         </w:tc>
         <w:tc>
@@ -8949,6 +8979,16 @@
               <w:spacing w:before="0" w:after="0"/>
               <w:jc w:val="center"/>
             </w:pPr>
+            <w:r>
+              <w:rPr>
+                <w:rFonts w:ascii="Consolas" w:hAnsi="Consolas" w:cs="Consolas" w:eastAsia="Consolas"/>
+                <w:b w:val="0"/>
+                <w:i w:val="0"/>
+                <w:color w:val="1B1B1F"/>
+                <w:sz w:val="20"/>
+              </w:rPr>
+              <w:t>0100 0101</w:t>
+            </w:r>
           </w:p>
         </w:tc>
       </w:tr>
@@ -9007,7 +9047,7 @@
                 <w:color w:val="1B1B1F"/>
                 <w:sz w:val="20"/>
               </w:rPr>
-              <w:t>0110 1001</w:t>
+              <w:t>1110 0111</w:t>
             </w:r>
           </w:p>
         </w:tc>
@@ -9034,7 +9074,7 @@
                 <w:color w:val="1B1B1F"/>
                 <w:sz w:val="20"/>
               </w:rPr>
-              <w:t>1111 0000</w:t>
+              <w:t>0011 1001</w:t>
             </w:r>
           </w:p>
         </w:tc>
@@ -9061,7 +9101,7 @@
                 <w:color w:val="1B1B1F"/>
                 <w:sz w:val="20"/>
               </w:rPr>
-              <w:t>0011 0011</w:t>
+              <w:t>1001 0011</w:t>
             </w:r>
           </w:p>
         </w:tc>
@@ -9088,7 +9128,7 @@
                 <w:color w:val="1B1B1F"/>
                 <w:sz w:val="20"/>
               </w:rPr>
-              <w:t>1010 0101</w:t>
+              <w:t>0101 1100</w:t>
             </w:r>
           </w:p>
         </w:tc>
@@ -12678,7 +12718,7 @@
                 <w:color w:val="1B1B1F"/>
                 <w:sz w:val="22"/>
               </w:rPr>
-              <w:t xml:space="preserve"> Sie die Bitfolge des Geheimtextes, der entsteht, wenn das Wort OST (ASCII) mit dem Schlüssel </w:t>
+              <w:t xml:space="preserve"> Sie die Bitfolge des Geheimtextes, der entsteht, wenn das Wort HUT (ASCII) mit dem Schlüssel </w:t>
             </w:r>
             <w:r>
               <w:rPr>
